--- a/docs/2026_B_PI_PZPI-22-4_Atamanova_O_P/2026_Б_ПІ_ПЗПІ-22-4_Атаманова_О_П.docx
+++ b/docs/2026_B_PI_PZPI-22-4_Atamanova_O_P/2026_Б_ПІ_ПЗПІ-22-4_Атаманова_О_П.docx
@@ -137,7 +137,16 @@
           <w:szCs w:val="40"/>
           <w:lang w:val="uk-UA"/>
         </w:rPr>
-        <w:t>.2025</w:t>
+        <w:t>.202</w:t>
+      </w:r>
+      <w:r>
+        <w:rPr>
+          <w:rFonts w:ascii="Times New Roman" w:hAnsi="Times New Roman" w:cs="Times New Roman"/>
+          <w:sz w:val="40"/>
+          <w:szCs w:val="40"/>
+          <w:lang w:val="uk-UA"/>
+        </w:rPr>
+        <w:t>6</w:t>
       </w:r>
     </w:p>
     <w:p>
@@ -17607,7 +17616,6 @@
           <w:szCs w:val="28"/>
           <w:lang w:val="uk-UA"/>
         </w:rPr>
-        <w:lastRenderedPageBreak/>
         <w:t>Усі серверні компоненти розгортаються із застосуванням технології Docker, що забезпечує стандартизоване середовище виконання, ізоляцію сервісів та спрощує процес розгортання, оновлення й масштабування системи. Взаємодія між окремими сервісами здійснюється через внутрішню мережу контейнерів із використанням стандартних мережевих протоколів TCP/IP.</w:t>
       </w:r>
     </w:p>
@@ -17718,17 +17726,7 @@
           <w:szCs w:val="28"/>
           <w:lang w:val="uk-UA"/>
         </w:rPr>
-        <w:t xml:space="preserve">Для забезпечення багатокористувацької взаємодії в режимі реального часу система повинна використовувати протокол WebSocket. Через WebSocket-з'єднання мають передаватися повідомлення про створення та оновлення ігрових кімнат, </w:t>
-      </w:r>
-      <w:r>
-        <w:rPr>
-          <w:rFonts w:ascii="Times New Roman" w:hAnsi="Times New Roman" w:cs="Times New Roman"/>
-          <w:sz w:val="28"/>
-          <w:szCs w:val="28"/>
-          <w:lang w:val="uk-UA"/>
-        </w:rPr>
-        <w:lastRenderedPageBreak/>
-        <w:t>зміни стану гри, дії учасників, синхронізацію ігрового процесу та інші події, що потребують мінімальної затримки передавання даних. Після встановлення з'єднання сервер повинен виконувати перевірку автентичності користувача та підтримувати активний канал зв'язку протягом усієї ігрової сесії.</w:t>
+        <w:t>Для забезпечення багатокористувацької взаємодії в режимі реального часу система повинна використовувати протокол WebSocket. Через WebSocket-з'єднання мають передаватися повідомлення про створення та оновлення ігрових кімнат, зміни стану гри, дії учасників, синхронізацію ігрового процесу та інші події, що потребують мінімальної затримки передавання даних. Після встановлення з'єднання сервер повинен виконувати перевірку автентичності користувача та підтримувати активний канал зв'язку протягом усієї ігрової сесії.</w:t>
       </w:r>
     </w:p>
     <w:p>
@@ -17853,7 +17851,6 @@
       </w:pPr>
       <w:bookmarkStart w:id="18" w:name="_Toc234653091"/>
       <w:r>
-        <w:lastRenderedPageBreak/>
         <w:t>Обмеження пам’яті</w:t>
       </w:r>
       <w:bookmarkEnd w:id="18"/>
@@ -18913,7 +18910,6 @@
           <w:szCs w:val="28"/>
           <w:lang w:val="ru-RU"/>
         </w:rPr>
-        <w:lastRenderedPageBreak/>
         <w:t>Під час завантаження користувацьких зображень система повинна використовувати потокову передачу даних без повного завантаження файлів в оперативну пам'ять сервера. Максимальний розмір одного файлу має визначатися конфігурацією системи та контролюватися засобами серверної валідації перед його передаванням до хмарного сховища Cloudinary.</w:t>
       </w:r>
     </w:p>
@@ -19046,7 +19042,6 @@
           <w:szCs w:val="28"/>
           <w:lang w:val="uk-UA"/>
         </w:rPr>
-        <w:lastRenderedPageBreak/>
         <w:t>Система повинна виконувати операції керування профілем користувача. До них належать перегляд і редагування особистої інформації, зміна аватара, оновлення контактних даних, налаштування профілю, а також завантаження й видалення медіафайлів із використанням Azure Blob Storage. Усі зміни повинні зберігатися в базі даних MongoDB та бути доступними після оновлення сторінки.</w:t>
       </w:r>
     </w:p>
@@ -19157,17 +19152,7 @@
           <w:szCs w:val="28"/>
           <w:lang w:val="uk-UA"/>
         </w:rPr>
-        <w:t xml:space="preserve">У разі використання статистики система повинна виконувати операції обчислення результатів гри, підрахунку набраних балів, визначення переможця, формування історії зіграних партій та збереження відповідної інформації в </w:t>
-      </w:r>
-      <w:r>
-        <w:rPr>
-          <w:rFonts w:ascii="Times New Roman" w:hAnsi="Times New Roman" w:cs="Times New Roman"/>
-          <w:sz w:val="28"/>
-          <w:szCs w:val="28"/>
-          <w:lang w:val="uk-UA"/>
-        </w:rPr>
-        <w:lastRenderedPageBreak/>
-        <w:t>MongoDB. За потреби серверна частина повинна забезпечувати формування звітів у форматі PDF із використанням бібліотеки QuestPDF.</w:t>
+        <w:t>У разі використання статистики система повинна виконувати операції обчислення результатів гри, підрахунку набраних балів, визначення переможця, формування історії зіграних партій та збереження відповідної інформації в MongoDB. За потреби серверна частина повинна забезпечувати формування звітів у форматі PDF із використанням бібліотеки QuestPDF.</w:t>
       </w:r>
     </w:p>
     <w:p>
@@ -19450,7 +19435,6 @@
           <w:szCs w:val="28"/>
           <w:lang w:val="ru-RU"/>
         </w:rPr>
-        <w:lastRenderedPageBreak/>
         <w:t>[</w:t>
       </w:r>
       <w:r>
@@ -19959,7 +19943,6 @@
           <w:rFonts w:cs="Times New Roman"/>
           <w:szCs w:val="28"/>
         </w:rPr>
-        <w:lastRenderedPageBreak/>
         <w:t>Відновлення пароля</w:t>
       </w:r>
       <w:bookmarkEnd w:id="25"/>
@@ -20454,7 +20437,6 @@
       </w:pPr>
       <w:bookmarkStart w:id="27" w:name="_Toc234653100"/>
       <w:r>
-        <w:lastRenderedPageBreak/>
         <w:t>Керування профілем користувача</w:t>
       </w:r>
       <w:bookmarkEnd w:id="27"/>
@@ -20978,7 +20960,6 @@
           <w:szCs w:val="28"/>
           <w:lang w:val="ru-RU"/>
         </w:rPr>
-        <w:lastRenderedPageBreak/>
         <w:t>[</w:t>
       </w:r>
       <w:r>
@@ -21861,7 +21842,6 @@
           <w:szCs w:val="28"/>
           <w:lang w:val="ru-RU"/>
         </w:rPr>
-        <w:lastRenderedPageBreak/>
         <w:t>[</w:t>
       </w:r>
       <w:r>
@@ -22474,7 +22454,6 @@
           <w:szCs w:val="28"/>
           <w:lang w:val="ru-RU"/>
         </w:rPr>
-        <w:lastRenderedPageBreak/>
         <w:t>[</w:t>
       </w:r>
       <w:r>
@@ -23204,7 +23183,6 @@
       </w:pPr>
       <w:bookmarkStart w:id="38" w:name="_Toc234653111"/>
       <w:r>
-        <w:lastRenderedPageBreak/>
         <w:t>Видалення кімнати</w:t>
       </w:r>
       <w:bookmarkEnd w:id="38"/>
@@ -23731,7 +23709,6 @@
           <w:szCs w:val="28"/>
           <w:lang w:val="uk-UA"/>
         </w:rPr>
-        <w:lastRenderedPageBreak/>
         <w:t>[</w:t>
       </w:r>
       <w:r>
@@ -24243,7 +24220,6 @@
           <w:sz w:val="28"/>
           <w:szCs w:val="28"/>
         </w:rPr>
-        <w:lastRenderedPageBreak/>
         <w:t>[SYS-REQ-06</w:t>
       </w:r>
       <w:r>
@@ -24618,7 +24594,6 @@
           <w:szCs w:val="28"/>
           <w:lang w:val="ru-RU"/>
         </w:rPr>
-        <w:lastRenderedPageBreak/>
         <w:t>[SYS-REQ-070] Система повинна перевіряти правильність коду доступу до приватної кімнати.</w:t>
       </w:r>
     </w:p>
@@ -24952,7 +24927,6 @@
           <w:szCs w:val="28"/>
           <w:lang w:val="ru-RU"/>
         </w:rPr>
-        <w:lastRenderedPageBreak/>
         <w:t>[SYS-REQ-081] Система повинна автоматично визначати команду, яка розпочинає гру.</w:t>
       </w:r>
     </w:p>
@@ -25284,7 +25258,6 @@
           <w:szCs w:val="28"/>
           <w:lang w:val="uk-UA"/>
         </w:rPr>
-        <w:lastRenderedPageBreak/>
         <w:t>[SYS-REQ-093] Система повинна повідомляти всіх учасників про завершення гри.</w:t>
       </w:r>
     </w:p>
@@ -25551,7 +25524,6 @@
       </w:pPr>
       <w:bookmarkStart w:id="58" w:name="_Toc234653131"/>
       <w:r>
-        <w:lastRenderedPageBreak/>
         <w:t>Перегляд інформації про команди</w:t>
       </w:r>
       <w:bookmarkEnd w:id="58"/>
@@ -26043,7 +26015,6 @@
           <w:szCs w:val="28"/>
           <w:lang w:val="ru-RU"/>
         </w:rPr>
-        <w:lastRenderedPageBreak/>
         <w:t>[SYS-REQ-</w:t>
       </w:r>
       <w:r>
@@ -26607,7 +26578,6 @@
       </w:pPr>
       <w:bookmarkStart w:id="68" w:name="_Toc234653141"/>
       <w:r>
-        <w:lastRenderedPageBreak/>
         <w:t>Керування завданнями</w:t>
       </w:r>
       <w:bookmarkEnd w:id="68"/>
@@ -27254,7 +27224,6 @@
         <w:rPr>
           <w:lang w:val="ru-RU"/>
         </w:rPr>
-        <w:lastRenderedPageBreak/>
         <w:t>3.1.7.11.3 Керування участями</w:t>
       </w:r>
       <w:bookmarkEnd w:id="76"/>
@@ -27711,7 +27680,6 @@
           <w:szCs w:val="28"/>
           <w:lang w:val="ru-RU"/>
         </w:rPr>
-        <w:lastRenderedPageBreak/>
         <w:t>– Припущення щодо достовірності даних: передбачається, що користувачі вносять актуальну та достовірну інформацію про себе, організації, проєкти, події та завдання. Якість пошуку, рекомендацій, географічного відображення та взаємодії між учасниками безпосередньо залежить від коректності введених даних.</w:t>
       </w:r>
     </w:p>
@@ -27953,7 +27921,6 @@
         <w:rPr>
           <w:lang w:val="ru-RU"/>
         </w:rPr>
-        <w:lastRenderedPageBreak/>
         <w:t>Керування профілем користувача</w:t>
       </w:r>
       <w:bookmarkEnd w:id="83"/>
@@ -28263,7 +28230,6 @@
           <w:szCs w:val="28"/>
           <w:lang w:val="ru-RU"/>
         </w:rPr>
-        <w:lastRenderedPageBreak/>
         <w:t xml:space="preserve">Після завершення часу система повинна автоматично завершувати раунд та визначати наступну команду, якій передається хід. </w:t>
       </w:r>
     </w:p>
@@ -28527,7 +28493,6 @@
         <w:rPr>
           <w:lang w:val="ru-RU"/>
         </w:rPr>
-        <w:lastRenderedPageBreak/>
         <w:t>Статистика, історія та рейтинги</w:t>
       </w:r>
       <w:bookmarkEnd w:id="88"/>
@@ -28771,7 +28736,6 @@
           <w:szCs w:val="28"/>
           <w:lang w:val="ru-RU"/>
         </w:rPr>
-        <w:lastRenderedPageBreak/>
         <w:t xml:space="preserve">Відмовостійкість зовнішніх інтеграцій: у разі тимчасової недоступності зовнішніх залежностей (Google OAuth 2.0, Cloudflare R2) платформа не повинна повністю припиняти роботу. Система має переходити в режим обмеженої функціональності: блокувати лише пов'язані функції (наприклад, завантаження нових аватарок або вхід через Google), виводячи користувачеві зрозуміле повідомлення. </w:t>
       </w:r>
     </w:p>
@@ -28926,17 +28890,7 @@
           <w:szCs w:val="28"/>
           <w:lang w:val="ru-RU"/>
         </w:rPr>
-        <w:t xml:space="preserve">Англомовний інтерфейс та гнучкість контенту: у межах першої версії системи інтерфейс платформи реалізується англійською мовою. Проте текстові поля системи повинні підтримувати коректну обробку та відображення символів різних </w:t>
-      </w:r>
-      <w:r>
-        <w:rPr>
-          <w:rFonts w:ascii="Times New Roman" w:hAnsi="Times New Roman" w:cs="Times New Roman"/>
-          <w:sz w:val="28"/>
-          <w:szCs w:val="28"/>
-          <w:lang w:val="ru-RU"/>
-        </w:rPr>
-        <w:lastRenderedPageBreak/>
-        <w:t xml:space="preserve">національних алфавітів для користувацьких наборів карт, назв команд та текстового чату. </w:t>
+        <w:t xml:space="preserve">Англомовний інтерфейс та гнучкість контенту: у межах першої версії системи інтерфейс платформи реалізується англійською мовою. Проте текстові поля системи повинні підтримувати коректну обробку та відображення символів різних національних алфавітів для користувацьких наборів карт, назв команд та текстового чату. </w:t>
       </w:r>
     </w:p>
     <w:p>
@@ -29090,17 +29044,7 @@
           <w:szCs w:val="28"/>
           <w:lang w:val="ru-RU"/>
         </w:rPr>
-        <w:t xml:space="preserve">Захист від поширених веб-уразливостей: система повинна бути захищена від міжсайтового скриптингу (XSS) шляхом автоматичного екранування введених даних фреймворком React (зокрема під час створення користувацьких карток) . Бекенд на FastAPI має гарантувати захист від SQL-ін'єкцій завдяки використанню ORM SQLAlchemy та суворій типізації й валідації всіх вхідних даних (DTO) через </w:t>
-      </w:r>
-      <w:r>
-        <w:rPr>
-          <w:rFonts w:ascii="Times New Roman" w:hAnsi="Times New Roman" w:cs="Times New Roman"/>
-          <w:sz w:val="28"/>
-          <w:szCs w:val="28"/>
-          <w:lang w:val="ru-RU"/>
-        </w:rPr>
-        <w:lastRenderedPageBreak/>
-        <w:t xml:space="preserve">Pydantic. Сервер зобов'язаний мати налаштовані політики CORS для обмеження запитів із неавторизованих доменів. </w:t>
+        <w:t xml:space="preserve">Захист від поширених веб-уразливостей: система повинна бути захищена від міжсайтового скриптингу (XSS) шляхом автоматичного екранування введених даних фреймворком React (зокрема під час створення користувацьких карток) . Бекенд на FastAPI має гарантувати захист від SQL-ін'єкцій завдяки використанню ORM SQLAlchemy та суворій типізації й валідації всіх вхідних даних (DTO) через Pydantic. Сервер зобов'язаний мати налаштовані політики CORS для обмеження запитів із неавторизованих доменів. </w:t>
       </w:r>
     </w:p>
     <w:p>
@@ -29254,17 +29198,7 @@
           <w:szCs w:val="28"/>
           <w:lang w:val="ru-RU"/>
         </w:rPr>
-        <w:t xml:space="preserve">Архітектурна модульність: серверна частина на FastAPI має проєктуватися з чітким розділенням відповідальності між шарами обробки HTTP/WebSocket запитів (маршрути), бізнес-логіки гри та шаром доступу до даних (SQLAlchemy/PostgreSQL). Клієнтська частина на React повинна будуватися на </w:t>
-      </w:r>
-      <w:r>
-        <w:rPr>
-          <w:rFonts w:ascii="Times New Roman" w:hAnsi="Times New Roman" w:cs="Times New Roman"/>
-          <w:sz w:val="28"/>
-          <w:szCs w:val="28"/>
-          <w:lang w:val="ru-RU"/>
-        </w:rPr>
-        <w:lastRenderedPageBreak/>
-        <w:t xml:space="preserve">основі компонентного підходу з логічним ізолюванням модулів ігрового процесу, чату та управління контентом. </w:t>
+        <w:t xml:space="preserve">Архітектурна модульність: серверна частина на FastAPI має проєктуватися з чітким розділенням відповідальності між шарами обробки HTTP/WebSocket запитів (маршрути), бізнес-логіки гри та шаром доступу до даних (SQLAlchemy/PostgreSQL). Клієнтська частина на React повинна будуватися на основі компонентного підходу з логічним ізолюванням модулів ігрового процесу, чату та управління контентом. </w:t>
       </w:r>
     </w:p>
     <w:p>
@@ -29498,7 +29432,6 @@
           <w:szCs w:val="28"/>
           <w:lang w:val="ru-RU"/>
         </w:rPr>
-        <w:lastRenderedPageBreak/>
         <w:t xml:space="preserve">Керування конфігураціями через середовище: усі системні порти, рядки підключення до бази даних PostgreSQL та Redis, а також секретні ключі для Cloudflare R2 та Google OAuth повинні динамічно підтягуватися зі змінних середовища (.env) машини або контейнера, де запускається застосунок. </w:t>
       </w:r>
     </w:p>
@@ -29675,7 +29608,6 @@
           <w:szCs w:val="28"/>
           <w:lang w:val="ru-RU"/>
         </w:rPr>
-        <w:lastRenderedPageBreak/>
         <w:t xml:space="preserve">Оптимізація клієнтських та 3D-ресурсів: React-застосунок має раціонально споживати оперативну пам'ять. Тривимірні моделі, створені в Blender та інтегровані через Three.js, повинні бути оптимізовані за допомогою низькополігональної геометрії та запікання карт текстур у Substance 3D Painter. Клієнтська частина зобов'язана своєчасно звільняти (dispose) невикористовувані графічні ресурси (геометрію, матеріали) після закриття ігрової кімнати для запобігання витокам пам'яті браузера. </w:t>
       </w:r>
     </w:p>
@@ -29786,7 +29718,6 @@
           <w:szCs w:val="28"/>
           <w:lang w:val="ru-RU"/>
         </w:rPr>
-        <w:lastRenderedPageBreak/>
         <w:t xml:space="preserve">З метою забезпечення високопродуктивної роботи системи в режимі реального часу, архітектура передбачає використання додаткового сховища Redis. Redis застосовується для кешування даних та зберігання тимчасового стану активних ігрових сесій. Зберігання часто використовуваних тимчасових даних у Redis дозволяє значно зменшити навантаження на основну реляційну базу даних та скоротити споживання серверних ресурсів. </w:t>
       </w:r>
     </w:p>
@@ -29896,7 +29827,6 @@
         <w:rPr>
           <w:lang w:val="ru-RU"/>
         </w:rPr>
-        <w:lastRenderedPageBreak/>
         <w:t>Інші вимоги</w:t>
       </w:r>
       <w:bookmarkEnd w:id="97"/>
@@ -30026,17 +29956,7 @@
           <w:szCs w:val="28"/>
           <w:lang w:val="ru-RU"/>
         </w:rPr>
-        <w:t xml:space="preserve">Правові норми та конфіденційність: Оскільки система передбачає реєстрацію користувачів, обробку електронних адрес, збереження статистики та використання механізмів авторизації через зовнішні сервіси, інтерфейс повинен містити механізм </w:t>
-      </w:r>
-      <w:r>
-        <w:rPr>
-          <w:rFonts w:ascii="Times New Roman" w:hAnsi="Times New Roman" w:cs="Times New Roman"/>
-          <w:sz w:val="28"/>
-          <w:szCs w:val="28"/>
-          <w:lang w:val="ru-RU"/>
-        </w:rPr>
-        <w:lastRenderedPageBreak/>
-        <w:t>отримання явної згоди користувача на обробку персональних даних. У системі також мають бути передбачені загальнодоступні сторінки з політикою конфіденційності та правилами користування платформою.</w:t>
+        <w:t>Правові норми та конфіденційність: Оскільки система передбачає реєстрацію користувачів, обробку електронних адрес, збереження статистики та використання механізмів авторизації через зовнішні сервіси, інтерфейс повинен містити механізм отримання явної згоди користувача на обробку персональних даних. У системі також мають бути передбачені загальнодоступні сторінки з політикою конфіденційності та правилами користування платформою.</w:t>
       </w:r>
       <w:r>
         <w:rPr>
@@ -36400,6 +36320,7 @@
   <w:style w:type="character" w:default="1" w:styleId="a0">
     <w:name w:val="Default Paragraph Font"/>
     <w:uiPriority w:val="1"/>
+    <w:semiHidden/>
     <w:unhideWhenUsed/>
   </w:style>
   <w:style w:type="table" w:default="1" w:styleId="a1">
